--- a/PPTs/Exams/CSC111 Midterm Exam ANS Fa2025.docx
+++ b/PPTs/Exams/CSC111 Midterm Exam ANS Fa2025.docx
@@ -15,14 +15,6 @@
         </w:rPr>
       </w:pPr>
       <w:bookmarkStart w:id="0" w:name="_Hlk535502541"/>
-      <w:r>
-        <w:rPr>
-          <w:rFonts w:hint="eastAsia"/>
-          <w:sz w:val="40"/>
-          <w:szCs w:val="40"/>
-        </w:rPr>
-        <w:t>7</w:t>
-      </w:r>
       <w:r>
         <w:rPr>
           <w:sz w:val="40"/>
@@ -22299,7 +22291,6 @@
         <w:autoSpaceDN w:val="0"/>
         <w:adjustRightInd w:val="0"/>
         <w:rPr>
-          <w:rFonts w:hint="eastAsia"/>
           <w:sz w:val="22"/>
           <w:szCs w:val="22"/>
         </w:rPr>
@@ -22692,43 +22683,7 @@
           <w:sz w:val="22"/>
           <w:szCs w:val="22"/>
         </w:rPr>
-        <w:t>60 “</w:t>
-      </w:r>
-      <w:r>
-        <w:rPr>
-          <w:rFonts w:eastAsiaTheme="minorEastAsia"/>
-          <w:color w:val="EE0000"/>
-          <w:sz w:val="22"/>
-          <w:szCs w:val="22"/>
-        </w:rPr>
-        <w:t>Notes on Shifts and Flags</w:t>
-      </w:r>
-      <w:r>
-        <w:rPr>
-          <w:rFonts w:eastAsiaTheme="minorEastAsia"/>
-          <w:color w:val="EE0000"/>
-          <w:sz w:val="22"/>
-          <w:szCs w:val="22"/>
-        </w:rPr>
-        <w:t xml:space="preserve">” in </w:t>
-      </w:r>
-      <w:r>
-        <w:rPr>
-          <w:rFonts w:eastAsiaTheme="minorEastAsia"/>
-          <w:color w:val="EE0000"/>
-          <w:sz w:val="22"/>
-          <w:szCs w:val="22"/>
-        </w:rPr>
-        <w:t>Ch4 ARM Arithmetic Logic</w:t>
-      </w:r>
-      <w:r>
-        <w:rPr>
-          <w:rFonts w:eastAsiaTheme="minorEastAsia"/>
-          <w:color w:val="EE0000"/>
-          <w:sz w:val="22"/>
-          <w:szCs w:val="22"/>
-        </w:rPr>
-        <w:t>.</w:t>
+        <w:t>60 “Notes on Shifts and Flags” in Ch4 ARM Arithmetic Logic.</w:t>
       </w:r>
       <w:r>
         <w:rPr>
@@ -23499,7 +23454,7 @@
       <w:r>
         <w:rPr>
           <w:rStyle w:val="HTMLCode"/>
-          <w:rFonts w:eastAsia="SimSun"/>
+          <w:rFonts w:eastAsia="宋体"/>
         </w:rPr>
         <w:t>0x1000001C</w:t>
       </w:r>
@@ -23509,7 +23464,7 @@
       <w:r>
         <w:rPr>
           <w:rStyle w:val="HTMLCode"/>
-          <w:rFonts w:eastAsia="SimSun"/>
+          <w:rFonts w:eastAsia="宋体"/>
         </w:rPr>
         <w:t>0x1000001F</w:t>
       </w:r>
@@ -23519,7 +23474,7 @@
       <w:r>
         <w:rPr>
           <w:rStyle w:val="HTMLCode"/>
-          <w:rFonts w:eastAsia="SimSun"/>
+          <w:rFonts w:eastAsia="宋体"/>
         </w:rPr>
         <w:t>FF EF C1 AB</w:t>
       </w:r>
@@ -29792,7 +29747,6 @@
         <w:docPartUnique/>
       </w:docPartObj>
     </w:sdtPr>
-    <w:sdtEndPr/>
     <w:sdtContent>
       <w:p>
         <w:pPr>
@@ -32608,7 +32562,7 @@
         <w:ind w:left="1080" w:hanging="360"/>
       </w:pPr>
       <w:rPr>
-        <w:rFonts w:ascii="Times New Roman" w:eastAsia="SimSun" w:hAnsi="Times New Roman" w:cs="Times New Roman"/>
+        <w:rFonts w:ascii="Times New Roman" w:eastAsia="宋体" w:hAnsi="Times New Roman" w:cs="Times New Roman"/>
       </w:rPr>
     </w:lvl>
     <w:lvl w:ilvl="1" w:tplc="04090019">
@@ -33174,7 +33128,7 @@
   <w:docDefaults>
     <w:rPrDefault>
       <w:rPr>
-        <w:rFonts w:ascii="Times New Roman" w:eastAsia="SimSun" w:hAnsi="Times New Roman" w:cs="Times New Roman"/>
+        <w:rFonts w:ascii="Times New Roman" w:eastAsia="宋体" w:hAnsi="Times New Roman" w:cs="Times New Roman"/>
         <w:lang w:val="en-US" w:eastAsia="zh-CN" w:bidi="ar-SA"/>
       </w:rPr>
     </w:rPrDefault>
@@ -33528,6 +33482,7 @@
   <w:style w:type="character" w:default="1" w:styleId="DefaultParagraphFont">
     <w:name w:val="Default Paragraph Font"/>
     <w:uiPriority w:val="1"/>
+    <w:semiHidden/>
     <w:unhideWhenUsed/>
   </w:style>
   <w:style w:type="table" w:default="1" w:styleId="TableNormal">
